--- a/My file.docx
+++ b/My file.docx
@@ -12,7 +12,32 @@
         <w:rPr>
           <w:lang w:val="en-US"/>
         </w:rPr>
-        <w:t xml:space="preserve"> bhjbhvdbvhjb</w:t>
+        <w:t xml:space="preserve"> </w:t>
+      </w:r>
+      <w:r>
+        <w:rPr>
+          <w:lang w:val="en-US"/>
+        </w:rPr>
+        <w:t>B</w:t>
+      </w:r>
+      <w:r>
+        <w:rPr>
+          <w:lang w:val="en-US"/>
+        </w:rPr>
+        <w:t>hjbhvdbvhjb</w:t>
+      </w:r>
+    </w:p>
+    <w:p>
+      <w:pPr>
+        <w:rPr>
+          <w:lang w:val="en-US"/>
+        </w:rPr>
+      </w:pPr>
+      <w:r>
+        <w:rPr>
+          <w:lang w:val="en-US"/>
+        </w:rPr>
+        <w:t>sxvshcv</w:t>
       </w:r>
     </w:p>
     <w:sectPr>
